--- a/public/templates/command-center/Aurixa_Loan_Comparison_Report_SAMPLE.docx
+++ b/public/templates/command-center/Aurixa_Loan_Comparison_Report_SAMPLE.docx
@@ -449,7 +449,7 @@
         <w:keepLines/>
         <w:pageBreakBefore w:val="0"/>
         <w:widowControl w:val="1"/>
-        <w:spacing w:before="0" w:after="0" w:line="160" w:lineRule="exact"/>
+        <w:spacing w:before="0" w:after="0" w:line="3912" w:lineRule="exact"/>
       </w:pPr>
       <w:r>
         <w:rPr>
@@ -504,7 +504,7 @@
           </w:tcPr>
           <w:p>
             <w:pPr>
-              <w:keepNext w:val="0"/>
+              <w:keepNext/>
               <w:keepLines/>
               <w:pageBreakBefore w:val="0"/>
               <w:widowControl w:val="1"/>
@@ -545,7 +545,7 @@
           </w:tcPr>
           <w:p>
             <w:pPr>
-              <w:keepNext w:val="0"/>
+              <w:keepNext/>
               <w:keepLines/>
               <w:pageBreakBefore w:val="0"/>
               <w:widowControl w:val="1"/>
@@ -584,7 +584,7 @@
           </w:tcPr>
           <w:p>
             <w:pPr>
-              <w:keepNext w:val="0"/>
+              <w:keepNext/>
               <w:keepLines/>
               <w:pageBreakBefore w:val="0"/>
               <w:widowControl w:val="1"/>
@@ -625,7 +625,7 @@
           </w:tcPr>
           <w:p>
             <w:pPr>
-              <w:keepNext w:val="0"/>
+              <w:keepNext/>
               <w:keepLines/>
               <w:pageBreakBefore w:val="0"/>
               <w:widowControl w:val="1"/>
@@ -670,7 +670,7 @@
           </w:tcPr>
           <w:p>
             <w:pPr>
-              <w:keepNext w:val="0"/>
+              <w:keepNext/>
               <w:keepLines/>
               <w:pageBreakBefore w:val="0"/>
               <w:widowControl w:val="1"/>
@@ -711,7 +711,7 @@
           </w:tcPr>
           <w:p>
             <w:pPr>
-              <w:keepNext w:val="0"/>
+              <w:keepNext/>
               <w:keepLines/>
               <w:pageBreakBefore w:val="0"/>
               <w:widowControl w:val="1"/>
@@ -750,7 +750,7 @@
           </w:tcPr>
           <w:p>
             <w:pPr>
-              <w:keepNext w:val="0"/>
+              <w:keepNext/>
               <w:keepLines/>
               <w:pageBreakBefore w:val="0"/>
               <w:widowControl w:val="1"/>
@@ -791,7 +791,7 @@
           </w:tcPr>
           <w:p>
             <w:pPr>
-              <w:keepNext w:val="0"/>
+              <w:keepNext/>
               <w:keepLines/>
               <w:pageBreakBefore w:val="0"/>
               <w:widowControl w:val="1"/>
@@ -980,21 +980,9 @@
     </w:tbl>
     <w:p>
       <w:pPr>
-        <w:keepNext w:val="0"/>
-        <w:keepLines/>
-        <w:pageBreakBefore w:val="0"/>
-        <w:widowControl w:val="1"/>
-        <w:spacing w:before="0" w:after="0"/>
-      </w:pPr>
-      <w:r>
-        <w:br w:type="page"/>
-      </w:r>
-    </w:p>
-    <w:p>
-      <w:pPr>
         <w:keepNext/>
         <w:keepLines/>
-        <w:pageBreakBefore w:val="0"/>
+        <w:pageBreakBefore w:val="1"/>
         <w:widowControl w:val="1"/>
         <w:pBdr>
           <w:bottom w:val="single" w:sz="10" w:space="4" w:color="1D6FE0"/>
@@ -1738,18 +1726,6 @@
         </w:tc>
       </w:tr>
     </w:tbl>
-    <w:p>
-      <w:pPr>
-        <w:keepNext w:val="0"/>
-        <w:keepLines/>
-        <w:pageBreakBefore w:val="0"/>
-        <w:widowControl w:val="1"/>
-        <w:spacing w:before="0" w:after="0"/>
-      </w:pPr>
-      <w:r>
-        <w:br w:type="page"/>
-      </w:r>
-    </w:p>
     <w:p>
       <w:pPr>
         <w:keepNext/>
@@ -4418,7 +4394,7 @@
           </w:tcPr>
           <w:p>
             <w:pPr>
-              <w:keepNext w:val="0"/>
+              <w:keepNext/>
               <w:keepLines/>
               <w:pageBreakBefore w:val="0"/>
               <w:widowControl w:val="1"/>
@@ -4532,7 +4508,11 @@
               </w:tc>
             </w:tr>
           </w:tbl>
-          <w:p/>
+          <w:p>
+            <w:pPr>
+              <w:keepNext/>
+            </w:pPr>
+          </w:p>
         </w:tc>
         <w:tc>
           <w:tcPr>
@@ -4553,7 +4533,7 @@
           </w:tcPr>
           <w:p>
             <w:pPr>
-              <w:keepNext w:val="0"/>
+              <w:keepNext/>
               <w:keepLines/>
               <w:pageBreakBefore w:val="0"/>
               <w:widowControl w:val="1"/>
@@ -4598,7 +4578,7 @@
           </w:tcPr>
           <w:p>
             <w:pPr>
-              <w:keepNext w:val="0"/>
+              <w:keepNext/>
               <w:keepLines/>
               <w:pageBreakBefore w:val="0"/>
               <w:widowControl w:val="1"/>
@@ -4712,7 +4692,11 @@
               </w:tc>
             </w:tr>
           </w:tbl>
-          <w:p/>
+          <w:p>
+            <w:pPr>
+              <w:keepNext/>
+            </w:pPr>
+          </w:p>
         </w:tc>
         <w:tc>
           <w:tcPr>
@@ -4733,7 +4717,7 @@
           </w:tcPr>
           <w:p>
             <w:pPr>
-              <w:keepNext w:val="0"/>
+              <w:keepNext/>
               <w:keepLines/>
               <w:pageBreakBefore w:val="0"/>
               <w:widowControl w:val="1"/>
@@ -4778,7 +4762,7 @@
           </w:tcPr>
           <w:p>
             <w:pPr>
-              <w:keepNext w:val="0"/>
+              <w:keepNext/>
               <w:keepLines/>
               <w:pageBreakBefore w:val="0"/>
               <w:widowControl w:val="1"/>
@@ -4892,7 +4876,11 @@
               </w:tc>
             </w:tr>
           </w:tbl>
-          <w:p/>
+          <w:p>
+            <w:pPr>
+              <w:keepNext/>
+            </w:pPr>
+          </w:p>
         </w:tc>
         <w:tc>
           <w:tcPr>
@@ -4913,7 +4901,7 @@
           </w:tcPr>
           <w:p>
             <w:pPr>
-              <w:keepNext w:val="0"/>
+              <w:keepNext/>
               <w:keepLines/>
               <w:pageBreakBefore w:val="0"/>
               <w:widowControl w:val="1"/>
@@ -4958,7 +4946,7 @@
           </w:tcPr>
           <w:p>
             <w:pPr>
-              <w:keepNext w:val="0"/>
+              <w:keepNext/>
               <w:keepLines/>
               <w:pageBreakBefore w:val="0"/>
               <w:widowControl w:val="1"/>
@@ -5072,7 +5060,11 @@
               </w:tc>
             </w:tr>
           </w:tbl>
-          <w:p/>
+          <w:p>
+            <w:pPr>
+              <w:keepNext/>
+            </w:pPr>
+          </w:p>
         </w:tc>
         <w:tc>
           <w:tcPr>
@@ -5093,7 +5085,7 @@
           </w:tcPr>
           <w:p>
             <w:pPr>
-              <w:keepNext w:val="0"/>
+              <w:keepNext/>
               <w:keepLines/>
               <w:pageBreakBefore w:val="0"/>
               <w:widowControl w:val="1"/>
@@ -5133,18 +5125,6 @@
           <w:u w:val="none"/>
         </w:rPr>
         <w:t>True cost is total interest plus all fees over seven years on the stated assumptions. It is not the comparison rate, which assumes a 25-year term on a $150,000 loan.</w:t>
-      </w:r>
-    </w:p>
-    <w:p>
-      <w:pPr>
-        <w:keepNext w:val="0"/>
-        <w:keepLines/>
-        <w:pageBreakBefore w:val="0"/>
-        <w:widowControl w:val="1"/>
-        <w:spacing w:before="0" w:after="0"/>
-      </w:pPr>
-      <w:r>
-        <w:br w:type="page"/>
       </w:r>
     </w:p>
     <w:p>
@@ -8727,21 +8707,9 @@
     </w:tbl>
     <w:p>
       <w:pPr>
-        <w:keepNext w:val="0"/>
-        <w:keepLines/>
-        <w:pageBreakBefore w:val="0"/>
-        <w:widowControl w:val="1"/>
-        <w:spacing w:before="0" w:after="0"/>
-      </w:pPr>
-      <w:r>
-        <w:br w:type="page"/>
-      </w:r>
-    </w:p>
-    <w:p>
-      <w:pPr>
         <w:keepNext/>
         <w:keepLines/>
-        <w:pageBreakBefore w:val="0"/>
+        <w:pageBreakBefore w:val="1"/>
         <w:widowControl w:val="1"/>
         <w:pBdr>
           <w:bottom w:val="single" w:sz="10" w:space="4" w:color="1D6FE0"/>
